--- a/Bieu_mau/Boi_thuong_nha_nuoc/Mau_23_BTNN_Template.docx
+++ b/Bieu_mau/Boi_thuong_nha_nuoc/Mau_23_BTNN_Template.docx
@@ -192,9 +192,9 @@
     </w:p>
     <w:p>
       <w:pPr>
+        <w:spacing w:after="120" w:line="276" w:lineRule="auto"/>
+        <w:ind w:firstLine="567"/>
         <w:jc w:val="both"/>
-        <w:ind w:firstLine="567"/>
-        <w:spacing w:after="120" w:line="276" w:lineRule="auto"/>
       </w:pPr>
       <w:r>
         <w:rPr>
@@ -202,14 +202,14 @@
           <w:sz w:val="28"/>
           <w:szCs w:val="28"/>
         </w:rPr>
-        <w:t xml:space="preserve">Căn cứ khoản 2 Điều 49 Luật Trách nhiệm bồi thường của Nhà nước năm 2017 số 10/2017/QH14 (được sửa đổi, bổ sung bởi Luật số 15/2026/QH16);</w:t>
+        <w:t xml:space="preserve">Căn cứ ##CanCuTiepTucGiaiQuyet## Luật Trách nhiệm bồi thường của Nhà nước năm 2017 số 10/2017/QH14 (được sửa đổi, bổ sung bởi Luật số 15/2026/QH16);</w:t>
       </w:r>
     </w:p>
     <w:p>
       <w:pPr>
+        <w:spacing w:after="120" w:line="276" w:lineRule="auto"/>
+        <w:ind w:firstLine="567"/>
         <w:jc w:val="both"/>
-        <w:ind w:firstLine="567"/>
-        <w:spacing w:after="120" w:line="276" w:lineRule="auto"/>
       </w:pPr>
       <w:r>
         <w:rPr>
@@ -217,28 +217,13 @@
           <w:sz w:val="28"/>
           <w:szCs w:val="28"/>
         </w:rPr>
-        <w:t xml:space="preserve">Căn cứ Quyết định hoãn giải quyết bồi thường số ##SoQDHoanGiaiQuyet## ngày ##NgayBanHanhQDHoan## của ##CoQuanBanHanhQDHoan##;</w:t>
+        <w:t xml:space="preserve">Căn cứ Quyết định ##LoaiQDHoanTamDinhChi## giải quyết yêu cầu bồi thường số ##SoQDHoanTamDinhChi##, ngày ##NgayQDHoanTamDinhChi## của ##CoQuanBanHanhQDHoanTamDinhChi##;</w:t>
       </w:r>
     </w:p>
     <w:p>
       <w:pPr>
-        <w:jc w:val="both"/>
-        <w:ind w:firstLine="567"/>
         <w:spacing w:after="120" w:line="276" w:lineRule="auto"/>
-      </w:pPr>
-      <w:r>
-        <w:rPr>
-          <w:i/>
-          <w:sz w:val="28"/>
-          <w:szCs w:val="28"/>
-        </w:rPr>
-        <w:t xml:space="preserve">Xét thấy lý do hoãn giải quyết bồi thường đã chấm dứt,</w:t>
-      </w:r>
-    </w:p>
-    <w:p>
-      <w:pPr>
         <w:jc w:val="center"/>
-        <w:spacing w:after="120" w:line="276" w:lineRule="auto"/>
       </w:pPr>
       <w:r>
         <w:rPr>
@@ -251,58 +236,44 @@
     </w:p>
     <w:p>
       <w:pPr>
+        <w:spacing w:after="120" w:line="276" w:lineRule="auto"/>
+        <w:ind w:firstLine="567"/>
         <w:jc w:val="both"/>
-        <w:ind w:firstLine="567"/>
-        <w:spacing w:after="120" w:line="276" w:lineRule="auto"/>
       </w:pPr>
       <w:r>
         <w:rPr>
           <w:sz w:val="28"/>
           <w:szCs w:val="28"/>
         </w:rPr>
-        <w:t xml:space="preserve">Điều 1. Tiếp tục giải quyết yêu cầu bồi thường của Ông/Bà ##TenNguoiYeuCauBoiThuong##. Địa chỉ: ##DiaChiNguoiYeuCauBoiThuong## vì ##LyDoTiepTucGiaiQuyet##.</w:t>
+        <w:t xml:space="preserve">Điều 1. Tiếp tục giải quyết yêu cầu bồi thường của Ông/Bà ##TenNguoiYeuCauBoiThuong##. Địa chỉ: ##DiaChiNguoiYeuCauBoiThuong##.</w:t>
       </w:r>
     </w:p>
     <w:p>
       <w:pPr>
+        <w:spacing w:after="120" w:line="276" w:lineRule="auto"/>
+        <w:ind w:firstLine="567"/>
         <w:jc w:val="both"/>
-        <w:ind w:firstLine="567"/>
-        <w:spacing w:after="120" w:line="276" w:lineRule="auto"/>
       </w:pPr>
       <w:r>
         <w:rPr>
           <w:sz w:val="28"/>
           <w:szCs w:val="28"/>
         </w:rPr>
-        <w:t xml:space="preserve">Điều 2. Người giải quyết bồi thường có trách nhiệm tiếp tục thực hiện việc giải quyết yêu cầu bồi thường theo quy định của pháp luật. Thời hạn giải quyết bồi thường được tiếp tục tính theo quy định tại khoản 2 Điều 49 Luật Trách nhiệm bồi thường của Nhà nước.</w:t>
+        <w:t xml:space="preserve">Điều 2. Quyết định này có hiệu lực kể từ ngày ký. Quyết định ##LoaiQDHoanTamDinhChi## giải quyết yêu cầu bồi thường số ##SoQDHoanTamDinhChi## ngày ##NgayQDHoanTamDinhChi## hết hiệu lực kể từ ngày Quyết định này có hiệu lực.</w:t>
       </w:r>
     </w:p>
     <w:p>
       <w:pPr>
+        <w:spacing w:after="120" w:line="276" w:lineRule="auto"/>
+        <w:ind w:firstLine="567"/>
         <w:jc w:val="both"/>
-        <w:ind w:firstLine="567"/>
-        <w:spacing w:after="120" w:line="276" w:lineRule="auto"/>
       </w:pPr>
       <w:r>
         <w:rPr>
           <w:sz w:val="28"/>
           <w:szCs w:val="28"/>
         </w:rPr>
-        <w:t xml:space="preserve">Điều 3. Quyết định này có hiệu lực kể từ ngày ký.</w:t>
-      </w:r>
-    </w:p>
-    <w:p>
-      <w:pPr>
-        <w:jc w:val="both"/>
-        <w:ind w:firstLine="567"/>
-        <w:spacing w:after="120" w:line="276" w:lineRule="auto"/>
-      </w:pPr>
-      <w:r>
-        <w:rPr>
-          <w:sz w:val="28"/>
-          <w:szCs w:val="28"/>
-        </w:rPr>
-        <w:t xml:space="preserve">Điều 4. Ông/Bà ##TenNguoiYeuCauBoiThuong## và cơ quan, tổ chức, cá nhân có liên quan chịu trách nhiệm thi hành Quyết định này./.</w:t>
+        <w:t xml:space="preserve">Điều 3. Ông/Bà ##TenNguoiYeuCauBoiThuong## và cơ quan, tổ chức, cá nhân có liên quan chịu trách nhiệm thi hành Quyết định này./.</w:t>
       </w:r>
     </w:p>
     <w:tbl>
@@ -348,43 +319,7 @@
                 <w:sz w:val="22"/>
                 <w:szCs w:val="22"/>
               </w:rPr>
-              <w:t xml:space="preserve">- Như Điều 4;</w:t>
-            </w:r>
-          </w:p>
-          <w:p>
-            <w:r>
-              <w:rPr>
-                <w:sz w:val="22"/>
-                <w:szCs w:val="22"/>
-              </w:rPr>
-              <w:t xml:space="preserve">- ##TenCoQuanQuanLyNhaNuocBTNN##;</w:t>
-            </w:r>
-          </w:p>
-          <w:p>
-            <w:r>
-              <w:rPr>
-                <w:sz w:val="22"/>
-                <w:szCs w:val="22"/>
-              </w:rPr>
-              <w:t xml:space="preserve">- ##HoTenNguoiGiaiQuyet##;</w:t>
-            </w:r>
-          </w:p>
-          <w:p>
-            <w:r>
-              <w:rPr>
-                <w:sz w:val="22"/>
-                <w:szCs w:val="22"/>
-              </w:rPr>
-              <w:t xml:space="preserve">- ##TenNguoiThiHanhCongVuGayThietHai##;</w:t>
-            </w:r>
-          </w:p>
-          <w:p>
-            <w:r>
-              <w:rPr>
-                <w:sz w:val="22"/>
-                <w:szCs w:val="22"/>
-              </w:rPr>
-              <w:t xml:space="preserve">- Lưu: VT, HSVV.</w:t>
+              <w:t xml:space="preserve">##NoiNhan##</w:t>
             </w:r>
           </w:p>
         </w:tc>
@@ -404,7 +339,7 @@
                 <w:sz w:val="28"/>
                 <w:szCs w:val="28"/>
               </w:rPr>
-              <w:t>##ChucVuNguoiDungDau##</w:t>
+              <w:t>##ChucVuNguoiKy##</w:t>
             </w:r>
           </w:p>
           <w:p>
@@ -417,7 +352,7 @@
                 <w:sz w:val="26"/>
                 <w:szCs w:val="26"/>
               </w:rPr>
-              <w:t>(Ký, ghi rõ họ tên, đóng dấu)</w:t>
+              <w:t>(Ký, ghi rõ họ tên và đóng dấu)</w:t>
             </w:r>
           </w:p>
           <w:p>

--- a/Bieu_mau/Boi_thuong_nha_nuoc/Mau_23_BTNN_Template.docx
+++ b/Bieu_mau/Boi_thuong_nha_nuoc/Mau_23_BTNN_Template.docx
@@ -242,10 +242,19 @@
       </w:pPr>
       <w:r>
         <w:rPr>
+          <w:b/>
+          <w:bCs/>
           <w:sz w:val="28"/>
           <w:szCs w:val="28"/>
         </w:rPr>
-        <w:t xml:space="preserve">Điều 1. Tiếp tục giải quyết yêu cầu bồi thường của Ông/Bà ##TenNguoiYeuCauBoiThuong##. Địa chỉ: ##DiaChiNguoiYeuCauBoiThuong##.</w:t>
+        <w:t>Điều 1.</w:t>
+      </w:r>
+      <w:r>
+        <w:rPr>
+          <w:sz w:val="28"/>
+          <w:szCs w:val="28"/>
+        </w:rPr>
+        <w:t xml:space="preserve"> Tiếp tục giải quyết yêu cầu bồi thường của Ông/Bà ##TenNguoiYeuCauBoiThuong##. Địa chỉ: ##DiaChiNguoiYeuCauBoiThuong##.</w:t>
       </w:r>
     </w:p>
     <w:p>
@@ -256,10 +265,19 @@
       </w:pPr>
       <w:r>
         <w:rPr>
+          <w:b/>
+          <w:bCs/>
           <w:sz w:val="28"/>
           <w:szCs w:val="28"/>
         </w:rPr>
-        <w:t xml:space="preserve">Điều 2. Quyết định này có hiệu lực kể từ ngày ký. Quyết định ##LoaiQDHoanTamDinhChi## giải quyết yêu cầu bồi thường số ##SoQDHoanTamDinhChi## ngày ##NgayQDHoanTamDinhChi## hết hiệu lực kể từ ngày Quyết định này có hiệu lực.</w:t>
+        <w:t>Điều 2.</w:t>
+      </w:r>
+      <w:r>
+        <w:rPr>
+          <w:sz w:val="28"/>
+          <w:szCs w:val="28"/>
+        </w:rPr>
+        <w:t xml:space="preserve"> Quyết định này có hiệu lực kể từ ngày ký. Quyết định ##LoaiQDHoanTamDinhChi## giải quyết yêu cầu bồi thường số ##SoQDHoanTamDinhChi## ngày ##NgayQDHoanTamDinhChi## hết hiệu lực kể từ ngày Quyết định này có hiệu lực.</w:t>
       </w:r>
     </w:p>
     <w:p>
@@ -270,10 +288,19 @@
       </w:pPr>
       <w:r>
         <w:rPr>
+          <w:b/>
+          <w:bCs/>
           <w:sz w:val="28"/>
           <w:szCs w:val="28"/>
         </w:rPr>
-        <w:t xml:space="preserve">Điều 3. Ông/Bà ##TenNguoiYeuCauBoiThuong## và cơ quan, tổ chức, cá nhân có liên quan chịu trách nhiệm thi hành Quyết định này./.</w:t>
+        <w:t>Điều 3.</w:t>
+      </w:r>
+      <w:r>
+        <w:rPr>
+          <w:sz w:val="28"/>
+          <w:szCs w:val="28"/>
+        </w:rPr>
+        <w:t xml:space="preserve"> Ông/Bà ##TenNguoiYeuCauBoiThuong## và cơ quan, tổ chức, cá nhân có liên quan chịu trách nhiệm thi hành Quyết định này./.</w:t>
       </w:r>
     </w:p>
     <w:tbl>
